--- a/files/浙江大学学生活动预决算表.docx
+++ b/files/浙江大学学生活动预决算表.docx
@@ -77,7 +77,7 @@
           <w:sz w:val="28"/>
           <w:szCs w:val="28"/>
         </w:rPr>
-        <w:t>时间：</w:t>
+        <w:t xml:space="preserve">           </w:t>
       </w:r>
       <w:r>
         <w:rPr>
@@ -86,7 +86,7 @@
           <w:sz w:val="28"/>
           <w:szCs w:val="28"/>
         </w:rPr>
-        <w:t xml:space="preserve"> 2026</w:t>
+        <w:t>时间：年</w:t>
       </w:r>
       <w:r>
         <w:rPr>
@@ -95,16 +95,7 @@
           <w:sz w:val="28"/>
           <w:szCs w:val="28"/>
         </w:rPr>
-        <w:t>年</w:t>
-      </w:r>
-      <w:r>
-        <w:rPr>
-          <w:rFonts w:hint="eastAsia"/>
-          <w:bCs/>
-          <w:sz w:val="28"/>
-          <w:szCs w:val="28"/>
-        </w:rPr>
-        <w:t xml:space="preserve">  6</w:t>
+        <w:t xml:space="preserve">  </w:t>
       </w:r>
       <w:r>
         <w:rPr>
@@ -122,7 +113,7 @@
           <w:sz w:val="28"/>
           <w:szCs w:val="28"/>
         </w:rPr>
-        <w:t xml:space="preserve">  3</w:t>
+        <w:t xml:space="preserve">  </w:t>
       </w:r>
       <w:r>
         <w:rPr>
@@ -242,30 +233,6 @@
                 <w:sz w:val="24"/>
               </w:rPr>
             </w:pPr>
-            <w:r>
-              <w:rPr>
-                <w:rFonts w:hint="eastAsia"/>
-                <w:caps/>
-                <w:sz w:val="24"/>
-              </w:rPr>
-              <w:t>计算机科学与技术学院学生会</w:t>
-            </w:r>
-            <w:r>
-              <w:rPr>
-                <w:rFonts w:hint="eastAsia"/>
-                <w:caps/>
-                <w:sz w:val="24"/>
-              </w:rPr>
-              <w:t>2026</w:t>
-            </w:r>
-            <w:r>
-              <w:rPr>
-                <w:rFonts w:hint="eastAsia"/>
-                <w:caps/>
-                <w:sz w:val="24"/>
-              </w:rPr>
-              <w:t>年毕业季赠书活动</w:t>
-            </w:r>
           </w:p>
         </w:tc>
       </w:tr>
@@ -433,13 +400,6 @@
                 <w:sz w:val="24"/>
               </w:rPr>
             </w:pPr>
-            <w:r>
-              <w:rPr>
-                <w:rFonts w:hint="eastAsia"/>
-                <w:sz w:val="24"/>
-              </w:rPr>
-              <w:t>142</w:t>
-            </w:r>
           </w:p>
         </w:tc>
       </w:tr>
@@ -522,62 +482,6 @@
                 <w:sz w:val="24"/>
               </w:rPr>
             </w:pPr>
-            <w:r>
-              <w:rPr>
-                <w:rFonts w:hint="eastAsia"/>
-                <w:sz w:val="24"/>
-              </w:rPr>
-              <w:t>2026</w:t>
-            </w:r>
-            <w:r>
-              <w:rPr>
-                <w:rFonts w:hint="eastAsia"/>
-                <w:sz w:val="24"/>
-              </w:rPr>
-              <w:t>年</w:t>
-            </w:r>
-            <w:r>
-              <w:rPr>
-                <w:rFonts w:hint="eastAsia"/>
-                <w:sz w:val="24"/>
-              </w:rPr>
-              <w:t>5</w:t>
-            </w:r>
-            <w:r>
-              <w:rPr>
-                <w:rFonts w:hint="eastAsia"/>
-                <w:sz w:val="24"/>
-              </w:rPr>
-              <w:t>月</w:t>
-            </w:r>
-            <w:r>
-              <w:rPr>
-                <w:rFonts w:hint="eastAsia"/>
-                <w:sz w:val="24"/>
-              </w:rPr>
-              <w:t>22</w:t>
-            </w:r>
-            <w:r>
-              <w:rPr>
-                <w:rFonts w:hint="eastAsia"/>
-                <w:sz w:val="24"/>
-              </w:rPr>
-              <w:t>日</w:t>
-            </w:r>
-            <w:r>
-              <w:rPr>
-                <w:rFonts w:hint="eastAsia"/>
-                <w:sz w:val="24"/>
-              </w:rPr>
-              <w:t>-23</w:t>
-            </w:r>
-            <w:r>
-              <w:rPr>
-                <w:rFonts w:hint="eastAsia"/>
-                <w:sz w:val="24"/>
-              </w:rPr>
-              <w:t>日</w:t>
-            </w:r>
           </w:p>
         </w:tc>
         <w:tc>
@@ -631,13 +535,6 @@
                 <w:sz w:val="24"/>
               </w:rPr>
             </w:pPr>
-            <w:r>
-              <w:rPr>
-                <w:rFonts w:hint="eastAsia"/>
-                <w:sz w:val="24"/>
-              </w:rPr>
-              <w:t>140</w:t>
-            </w:r>
           </w:p>
         </w:tc>
       </w:tr>
@@ -720,43 +617,6 @@
                 <w:sz w:val="24"/>
               </w:rPr>
             </w:pPr>
-            <w:r>
-              <w:rPr>
-                <w:rFonts w:hint="eastAsia"/>
-                <w:sz w:val="24"/>
-              </w:rPr>
-              <w:t>玉泉</w:t>
-            </w:r>
-            <w:r>
-              <w:rPr>
-                <w:rFonts w:hint="eastAsia"/>
-                <w:sz w:val="24"/>
-              </w:rPr>
-              <w:t>32</w:t>
-            </w:r>
-            <w:r>
-              <w:rPr>
-                <w:rFonts w:hint="eastAsia"/>
-                <w:sz w:val="24"/>
-              </w:rPr>
-              <w:t>舍</w:t>
-            </w:r>
-          </w:p>
-          <w:p>
-            <w:pPr>
-              <w:spacing w:beforeLines="50" w:before="156"/>
-              <w:jc w:val="center"/>
-              <w:rPr>
-                <w:sz w:val="24"/>
-              </w:rPr>
-            </w:pPr>
-            <w:r>
-              <w:rPr>
-                <w:rFonts w:hint="eastAsia"/>
-                <w:sz w:val="24"/>
-              </w:rPr>
-              <w:t>云峰学园</w:t>
-            </w:r>
           </w:p>
         </w:tc>
         <w:tc>
@@ -810,13 +670,6 @@
                 <w:sz w:val="24"/>
               </w:rPr>
             </w:pPr>
-            <w:r>
-              <w:rPr>
-                <w:rFonts w:hint="eastAsia"/>
-                <w:sz w:val="24"/>
-              </w:rPr>
-              <w:t>36</w:t>
-            </w:r>
           </w:p>
         </w:tc>
       </w:tr>
@@ -1064,38 +917,21 @@
                 <w:szCs w:val="24"/>
               </w:rPr>
             </w:pPr>
-            <w:r>
+          </w:p>
+        </w:tc>
+        <w:tc>
+          <w:tcPr>
+            <w:tcW w:w="1172" w:type="pct"/>
+          </w:tcPr>
+          <w:p>
+            <w:pPr>
+              <w:spacing w:line="360" w:lineRule="auto"/>
               <w:rPr>
                 <w:rFonts w:asciiTheme="minorEastAsia" w:eastAsiaTheme="minorEastAsia" w:hAnsiTheme="minorEastAsia" w:hint="eastAsia"/>
                 <w:sz w:val="24"/>
                 <w:szCs w:val="24"/>
               </w:rPr>
-              <w:t>214.65</w:t>
-            </w:r>
-          </w:p>
-        </w:tc>
-        <w:tc>
-          <w:tcPr>
-            <w:tcW w:w="1172" w:type="pct"/>
-          </w:tcPr>
-          <w:p>
-            <w:pPr>
-              <w:spacing w:line="360" w:lineRule="auto"/>
-              <w:jc w:val="center"/>
-              <w:rPr>
-                <w:rFonts w:asciiTheme="minorEastAsia" w:eastAsiaTheme="minorEastAsia" w:hAnsiTheme="minorEastAsia" w:hint="eastAsia"/>
-                <w:sz w:val="24"/>
-                <w:szCs w:val="24"/>
-              </w:rPr>
-            </w:pPr>
-            <w:r>
-              <w:rPr>
-                <w:rFonts w:asciiTheme="minorEastAsia" w:eastAsiaTheme="minorEastAsia" w:hAnsiTheme="minorEastAsia" w:hint="eastAsia"/>
-                <w:sz w:val="24"/>
-                <w:szCs w:val="24"/>
-              </w:rPr>
-              <w:t>214.65</w:t>
-            </w:r>
+            </w:pPr>
           </w:p>
         </w:tc>
         <w:tc>
@@ -1110,27 +946,6 @@
                 <w:sz w:val="24"/>
               </w:rPr>
             </w:pPr>
-            <w:r>
-              <w:rPr>
-                <w:rFonts w:hint="eastAsia"/>
-                <w:sz w:val="24"/>
-              </w:rPr>
-              <w:t>包含游戏道具、</w:t>
-            </w:r>
-            <w:r>
-              <w:rPr>
-                <w:rFonts w:hint="eastAsia"/>
-                <w:sz w:val="24"/>
-              </w:rPr>
-              <w:t>kt</w:t>
-            </w:r>
-            <w:r>
-              <w:rPr>
-                <w:rFonts w:hint="eastAsia"/>
-                <w:sz w:val="24"/>
-              </w:rPr>
-              <w:t>板、纸箱</w:t>
-            </w:r>
           </w:p>
         </w:tc>
       </w:tr>
@@ -1259,38 +1074,21 @@
                 <w:szCs w:val="24"/>
               </w:rPr>
             </w:pPr>
-            <w:r>
+          </w:p>
+        </w:tc>
+        <w:tc>
+          <w:tcPr>
+            <w:tcW w:w="1172" w:type="pct"/>
+          </w:tcPr>
+          <w:p>
+            <w:pPr>
+              <w:spacing w:line="360" w:lineRule="auto"/>
               <w:rPr>
                 <w:rFonts w:asciiTheme="minorEastAsia" w:eastAsiaTheme="minorEastAsia" w:hAnsiTheme="minorEastAsia" w:hint="eastAsia"/>
                 <w:sz w:val="24"/>
                 <w:szCs w:val="24"/>
               </w:rPr>
-              <w:t>200</w:t>
-            </w:r>
-          </w:p>
-        </w:tc>
-        <w:tc>
-          <w:tcPr>
-            <w:tcW w:w="1172" w:type="pct"/>
-          </w:tcPr>
-          <w:p>
-            <w:pPr>
-              <w:spacing w:line="360" w:lineRule="auto"/>
-              <w:jc w:val="center"/>
-              <w:rPr>
-                <w:rFonts w:asciiTheme="minorEastAsia" w:eastAsiaTheme="minorEastAsia" w:hAnsiTheme="minorEastAsia" w:hint="eastAsia"/>
-                <w:sz w:val="24"/>
-                <w:szCs w:val="24"/>
-              </w:rPr>
-            </w:pPr>
-            <w:r>
-              <w:rPr>
-                <w:rFonts w:asciiTheme="minorEastAsia" w:eastAsiaTheme="minorEastAsia" w:hAnsiTheme="minorEastAsia" w:hint="eastAsia"/>
-                <w:sz w:val="24"/>
-                <w:szCs w:val="24"/>
-              </w:rPr>
-              <w:t>200</w:t>
-            </w:r>
+            </w:pPr>
           </w:p>
         </w:tc>
         <w:tc>
@@ -1300,18 +1098,11 @@
           <w:p>
             <w:pPr>
               <w:spacing w:beforeLines="50" w:before="156"/>
-              <w:jc w:val="center"/>
-              <w:rPr>
-                <w:sz w:val="24"/>
-              </w:rPr>
-            </w:pPr>
-            <w:r>
-              <w:rPr>
-                <w:rFonts w:hint="eastAsia"/>
-                <w:sz w:val="24"/>
-              </w:rPr>
-              <w:t>包含打车、货拉拉</w:t>
-            </w:r>
+              <w:rPr>
+                <w:rFonts w:hint="eastAsia"/>
+                <w:sz w:val="24"/>
+              </w:rPr>
+            </w:pPr>
           </w:p>
         </w:tc>
       </w:tr>
@@ -1598,38 +1389,22 @@
                 <w:szCs w:val="24"/>
               </w:rPr>
             </w:pPr>
-            <w:r>
+          </w:p>
+        </w:tc>
+        <w:tc>
+          <w:tcPr>
+            <w:tcW w:w="1172" w:type="pct"/>
+          </w:tcPr>
+          <w:p>
+            <w:pPr>
+              <w:spacing w:line="360" w:lineRule="auto"/>
+              <w:jc w:val="center"/>
               <w:rPr>
                 <w:rFonts w:asciiTheme="minorEastAsia" w:eastAsiaTheme="minorEastAsia" w:hAnsiTheme="minorEastAsia" w:hint="eastAsia"/>
                 <w:sz w:val="24"/>
                 <w:szCs w:val="24"/>
               </w:rPr>
-              <w:t>992</w:t>
-            </w:r>
-          </w:p>
-        </w:tc>
-        <w:tc>
-          <w:tcPr>
-            <w:tcW w:w="1172" w:type="pct"/>
-          </w:tcPr>
-          <w:p>
-            <w:pPr>
-              <w:spacing w:line="360" w:lineRule="auto"/>
-              <w:jc w:val="center"/>
-              <w:rPr>
-                <w:rFonts w:asciiTheme="minorEastAsia" w:eastAsiaTheme="minorEastAsia" w:hAnsiTheme="minorEastAsia" w:hint="eastAsia"/>
-                <w:sz w:val="24"/>
-                <w:szCs w:val="24"/>
-              </w:rPr>
-            </w:pPr>
-            <w:r>
-              <w:rPr>
-                <w:rFonts w:asciiTheme="minorEastAsia" w:eastAsiaTheme="minorEastAsia" w:hAnsiTheme="minorEastAsia" w:hint="eastAsia"/>
-                <w:sz w:val="24"/>
-                <w:szCs w:val="24"/>
-              </w:rPr>
-              <w:t>992</w:t>
-            </w:r>
+            </w:pPr>
           </w:p>
         </w:tc>
         <w:tc>
@@ -1644,13 +1419,6 @@
                 <w:sz w:val="24"/>
               </w:rPr>
             </w:pPr>
-            <w:r>
-              <w:rPr>
-                <w:rFonts w:hint="eastAsia"/>
-                <w:sz w:val="24"/>
-              </w:rPr>
-              <w:t>包含华为手环、毛毡、书签</w:t>
-            </w:r>
           </w:p>
         </w:tc>
       </w:tr>
@@ -2109,38 +1877,22 @@
                 <w:szCs w:val="24"/>
               </w:rPr>
             </w:pPr>
-            <w:r>
+          </w:p>
+        </w:tc>
+        <w:tc>
+          <w:tcPr>
+            <w:tcW w:w="1172" w:type="pct"/>
+          </w:tcPr>
+          <w:p>
+            <w:pPr>
+              <w:spacing w:line="360" w:lineRule="auto"/>
+              <w:jc w:val="center"/>
               <w:rPr>
                 <w:rFonts w:asciiTheme="minorEastAsia" w:eastAsiaTheme="minorEastAsia" w:hAnsiTheme="minorEastAsia" w:hint="eastAsia"/>
                 <w:sz w:val="24"/>
                 <w:szCs w:val="24"/>
               </w:rPr>
-              <w:t>1407.65</w:t>
-            </w:r>
-          </w:p>
-        </w:tc>
-        <w:tc>
-          <w:tcPr>
-            <w:tcW w:w="1172" w:type="pct"/>
-          </w:tcPr>
-          <w:p>
-            <w:pPr>
-              <w:spacing w:line="360" w:lineRule="auto"/>
-              <w:jc w:val="center"/>
-              <w:rPr>
-                <w:rFonts w:asciiTheme="minorEastAsia" w:eastAsiaTheme="minorEastAsia" w:hAnsiTheme="minorEastAsia" w:hint="eastAsia"/>
-                <w:sz w:val="24"/>
-                <w:szCs w:val="24"/>
-              </w:rPr>
-            </w:pPr>
-            <w:r>
-              <w:rPr>
-                <w:rFonts w:asciiTheme="minorEastAsia" w:eastAsiaTheme="minorEastAsia" w:hAnsiTheme="minorEastAsia" w:hint="eastAsia"/>
-                <w:sz w:val="24"/>
-                <w:szCs w:val="24"/>
-              </w:rPr>
-              <w:t>1407.65</w:t>
-            </w:r>
+            </w:pPr>
           </w:p>
         </w:tc>
         <w:tc>
